--- a/data/revised_2026-10_full/outputs/v2/Biology/SS3.3_Animal_Gaseous_Exchange_and_Respiration/Biology_Animal_Gaseous_Exchange_and_Respiration_FinalExplanation_TeacherKey.docx
+++ b/data/revised_2026-10_full/outputs/v2/Biology/SS3.3_Animal_Gaseous_Exchange_and_Respiration/Biology_Animal_Gaseous_Exchange_and_Respiration_FinalExplanation_TeacherKey.docx
@@ -1872,7 +1872,7 @@
         </w:rPr>
         <w:t xml:space="preserve">© 2026 SeaVuria and ARES. This work is licensed under a </w:t>
       </w:r>
-      <w:hyperlink w:history="1" r:id="rIdt1gfjbsjlbvht-vfkv1hl">
+      <w:hyperlink w:history="1" r:id="rIdmtwmayipcs3-6ztspcqrp">
         <w:r>
           <w:rPr>
             <w:rFonts w:ascii="Arial" w:cs="Arial" w:eastAsia="Arial" w:hAnsi="Arial"/>
@@ -1892,7 +1892,7 @@
         </w:rPr>
         <w:t xml:space="preserve"> (</w:t>
       </w:r>
-      <w:hyperlink w:history="1" r:id="rIdgs7t2m6no52g10vc25gje">
+      <w:hyperlink w:history="1" r:id="rIdu9lrwspeix6sdbchy4-x_">
         <w:r>
           <w:rPr>
             <w:rFonts w:ascii="Arial" w:cs="Arial" w:eastAsia="Arial" w:hAnsi="Arial"/>
@@ -1912,7 +1912,7 @@
         </w:rPr>
         <w:t xml:space="preserve">). To view a copy of this license, visit </w:t>
       </w:r>
-      <w:hyperlink w:history="1" r:id="rId1jag9ypryg7ffj8cxk_ih">
+      <w:hyperlink w:history="1" r:id="rIdyleeiwjdiwhgwimectdxm">
         <w:r>
           <w:rPr>
             <w:rFonts w:ascii="Arial" w:cs="Arial" w:eastAsia="Arial" w:hAnsi="Arial"/>
